--- a/klagomål/A 32959-2026 FSC-klagomål.docx
+++ b/klagomål/A 32959-2026 FSC-klagomål.docx
@@ -1384,7 +1384,7 @@
     <w:r>
       <w:tab/>
       <w:tab/>
-      <w:t>2026-09-14</w:t>
+      <w:t>2026-09-15</w:t>
       <w:br/>
       <w:br/>
     </w:r>

--- a/klagomål/A 32959-2026 FSC-klagomål.docx
+++ b/klagomål/A 32959-2026 FSC-klagomål.docx
@@ -1384,7 +1384,7 @@
     <w:r>
       <w:tab/>
       <w:tab/>
-      <w:t>2026-09-15</w:t>
+      <w:t>2026-09-16</w:t>
       <w:br/>
       <w:br/>
     </w:r>

--- a/klagomål/A 32959-2026 FSC-klagomål.docx
+++ b/klagomål/A 32959-2026 FSC-klagomål.docx
@@ -221,7 +221,7 @@
     </w:p>
     <w:p>
       <w:r>
-        <w:t>I avverkningsanmälan finns fynd av 9 naturvårdsarter, varav 5 är rödlistade, 3 är fridlysta, 8 är typiska (T) och 2 är signalarter (S): garnlav (VU, T), knärot (VU, T, §8), harticka (NT, T), lunglav (NT, T), ullticka (NT, T), spindelblomster (S, T, §8), stuplav (S, T), kransmossa (T) och nattviol (§8). Se Figur 1.</w:t>
+        <w:t>I avverkningsanmälan finns fynd av 13 naturvårdsarter, varav 8 är rödlistade, 5 är fridlysta, 9 är typiska (T) och 2 är signalarter (S): garnlav (VU, T), knärot (VU, T, §8), fjällig taggsvamp s.str. (NT), flattoppad klubbsvamp (NT), harticka (NT, T), lunglav (NT, T), talltita (NT, §4), ullticka (NT, T), spindelblomster (S, T, §8), stuplav (S, T), kransmossa (T), spillkråka (T, §4) och nattviol (§8). Se Figur 1.</w:t>
       </w:r>
     </w:p>
     <w:p>
@@ -325,7 +325,7 @@
     </w:p>
     <w:p>
       <w:r>
-        <w:t>I det avverkningsanmälda området finns 6 fyndplatser för knärot registrerade på Artportalen. Figur 2 visar gränserna för buffertzoner på 50 m, som behöver lämnas kring fyndplatserna för att knärotslokalerna inte ska försvinna vid en avverkning. Av det avverkningsanmälda området överlappar 2.64 ha med buffertzonerna och får av detta skäl inte avverkas.</w:t>
+        <w:t>I det avverkningsanmälda området finns 11 fyndplatser för knärot registrerade på Artportalen. Figur 2 visar gränserna för buffertzoner på 50 m, som behöver lämnas kring fyndplatserna för att knärotslokalerna inte ska försvinna vid en avverkning. Av det avverkningsanmälda området överlappar 3.40 ha med buffertzonerna och får av detta skäl inte avverkas.</w:t>
       </w:r>
     </w:p>
     <w:p>
@@ -381,6 +381,28 @@
         <w:rPr>
           <w:b/>
         </w:rPr>
+        <w:t>Fjällig taggsvamp s.str. (NT)</w:t>
+      </w:r>
+      <w:r>
+        <w:t xml:space="preserve"> bildar mykorrhiza med gran i granskog och barrblandskog, främst på frisk näringsrik mark i äldre skog med lång trädkontinuitet. Den totala populationen i landet har minskat och bedöms fortsätta minska till följd av avverkning av äldre barrskogar. Minskningstakten för den svenska populationen bedöms vara nära gränsvärdet för sårbar (VU) (SLU Artdatabanken, 2026).</w:t>
+      </w:r>
+    </w:p>
+    <w:p>
+      <w:r>
+        <w:rPr>
+          <w:b/>
+        </w:rPr>
+        <w:t xml:space="preserve">Flattoppad klubbsvamp (NT) </w:t>
+      </w:r>
+      <w:r>
+        <w:t>bildar mykorrhiza med gran och växer i äldre barrskog på näringsrik, kalkpåverkad mark. Växtmiljön utgörs vanligen av örtrika granskogar med höga naturvärden, gärna påverkade av ytligt och rörligt markvatten. Svampen kräver välutvecklade gamla mossmattor med konstant fuktigt mikroklimat och hotas främst av slutavverkning av äldre ängsgranskogar på näringsrik mark. Artens lokaler bör undantas från skogsbruk (SLU Artdatabanken, 2024).</w:t>
+      </w:r>
+    </w:p>
+    <w:p>
+      <w:r>
+        <w:rPr>
+          <w:b/>
+        </w:rPr>
         <w:t>Harticka (NT)</w:t>
       </w:r>
       <w:r>
@@ -466,6 +488,17 @@
         <w:rPr>
           <w:b/>
         </w:rPr>
+        <w:t>Talltita (NT, §4)</w:t>
+      </w:r>
+      <w:r>
+        <w:t>, rödlistad som nära hotad och prioriterad art i Skogsvårdslagen, har häckningsrevir i anmälan. Arten har minskat kraftigt de senaste 30 åren och minskningstakten innevarande 10-årsperiod beräknas till 20 (10–30) %. Talltitan är synnerligen trogen sitt cirka 15 hektar stora revir och är beroende av flerskiktade olikåldriga skogar för att kunna föda upp sina ungar. Talltitan försvinner om dess livsmiljö kalavverkas (Eggers &amp; Low, 2014; Ekman, 1979; Griesser et al, 2007; Klein, 2020; Siffczyk et al, 2003; SLU Artdatabanken, 2021).</w:t>
+      </w:r>
+    </w:p>
+    <w:p>
+      <w:r>
+        <w:rPr>
+          <w:b/>
+        </w:rPr>
         <w:t>Ullticka (NT)</w:t>
       </w:r>
       <w:r>
@@ -629,6 +662,35 @@
       </w:r>
       <w:r>
         <w:t>(SLU Artdatabanken, 2025).</w:t>
+      </w:r>
+    </w:p>
+    <w:p>
+      <w:r>
+        <w:rPr>
+          <w:b/>
+        </w:rPr>
+        <w:t>Spillkråka (§4)</w:t>
+      </w:r>
+      <w:r>
+        <w:t xml:space="preserve"> omfattas av bilaga 1 i EU:s fågeldirektiv och är typisk art för </w:t>
+      </w:r>
+      <w:r>
+        <w:rPr>
+          <w:i/>
+        </w:rPr>
+        <w:t xml:space="preserve">9010 Taiga </w:t>
+      </w:r>
+      <w:r>
+        <w:t>och</w:t>
+      </w:r>
+      <w:r>
+        <w:rPr>
+          <w:i/>
+        </w:rPr>
+        <w:t xml:space="preserve"> 9740 Skogsbevuxen myr</w:t>
+      </w:r>
+      <w:r>
+        <w:t>. Den behöver grova träd, främst tall, asp och bok som boträd. Skogsbruk med korta omloppstider och täta, homogena ungskogar utgör det största hotet. Spillkråka är en nyckelart i skogliga miljöer vars övergivna bohål utnyttjas av flera andra hålhäckande fågelarter och fladdermöss, däribland pärluggla (EN, §4), knipa (§4), salskrake (§4) och skogsduva (§4). Hökuggla (VU, §4) och slaguggla (§4) häckar ofta i högstubbar som brutits av i höjd med ett gammalt spillkråkebo (SLU Artdatabanken, 2026; Skogsstyrelsen, 2016).</w:t>
       </w:r>
     </w:p>
     <w:p>
@@ -683,6 +745,22 @@
       <w:r>
         <w:t>I den avverkningsanmälda skogen har fridlysta arter sina livsmiljöer och växtplatser. Att skada de fridlysta arternas livsmiljöer, växtplatser eller ekologiska funktion är inte tillåtet enligt artskyddsförordningen.</w:t>
       </w:r>
+      <w:r>
+        <w:rPr>
+          <w:i/>
+        </w:rPr>
+        <w:t xml:space="preserve"> EU:s medlemsländer och skogsbolag är skyldiga att agera i enlighet med EU:s fågeldirektiv där det uttryckligen står att direktivet gäller för fåglar samt för deras ägg, bon och </w:t>
+      </w:r>
+      <w:r>
+        <w:rPr>
+          <w:b/>
+          <w:i/>
+        </w:rPr>
+        <w:t xml:space="preserve">livsmiljöer </w:t>
+      </w:r>
+      <w:r>
+        <w:t>(artikel 1). Vidare att de åtgärder som vidtas inte får leda till en försämring av den nuvarande situationen beträffande bevarandet av de fågelarter som avses i artikel 1 (artikel 13).</w:t>
+      </w:r>
     </w:p>
     <w:p>
       <w:r>
@@ -721,7 +799,7 @@
         <w:rPr>
           <w:i/>
         </w:rPr>
-        <w:t>I det avverkningsanmälda skogsområdet har 9 naturvårdsarter varav 5 rödlistade arter sina livsmiljöer och växtplatser.</w:t>
+        <w:t>I det avverkningsanmälda skogsområdet har 13 naturvårdsarter varav 8 rödlistade arter sina livsmiljöer och växtplatser.</w:t>
       </w:r>
     </w:p>
     <w:p>
@@ -1240,6 +1318,198 @@
       </w:r>
       <w:r>
         <w:t>Skogsstyrelsen.</w:t>
+      </w:r>
+    </w:p>
+    <w:p>
+      <w:r>
+        <w:t xml:space="preserve">SLU Artdatabanken, 2026. </w:t>
+      </w:r>
+      <w:r>
+        <w:rPr>
+          <w:i/>
+        </w:rPr>
+        <w:t xml:space="preserve">Artfaktablad. Naturvård – artfakta. </w:t>
+      </w:r>
+      <w:r>
+        <w:t>SLU Artdatabanken, Uppsala.</w:t>
+      </w:r>
+    </w:p>
+    <w:p>
+      <w:pPr>
+        <w:pStyle w:val="Heading1"/>
+      </w:pPr>
+      <w:r>
+        <w:t>Talltita – ekologi samt krav på livsmiljön</w:t>
+      </w:r>
+    </w:p>
+    <w:p>
+      <w:r>
+        <w:t>Talltita är rödlistad som NT, fridlyst och prioriterad art i Skogsvårdslagen. Den omfattas av EU:s fågeldirektiv. Arten har minskat kraftigt de senaste 30 åren och minskningstakten innevarande 10-årsperiod beräknas till 20 (10–30) % (SLU Artdatabanken, 2022).</w:t>
+      </w:r>
+    </w:p>
+    <w:p>
+      <w:r>
+        <w:t>Talltita föredrar större sammanhängande barrskogar, och finns såväl i tallskog som granskog och i lövblandad barrskog. Skogens struktur är viktig och ska helst vara flerskiktad med riklig underväxt av mindre granar, björk och andra lövträd och buskar. Tillgång på murknande högstubbar är särskilt viktig, eftersom talltitan helst själv hackar ut sitt bohål (SLU Artdatabanken, 2022).</w:t>
+      </w:r>
+    </w:p>
+    <w:p>
+      <w:r>
+        <w:t>Det finns flera studier som visar att talltita är känslig för gallring och inte överlever när dess livsmiljö kalavverkas (Eggers and Low, 2014; Griesser et al., 2007; Klein, 2020). Talltitans revir är förhållandevis stora, 10–20 hektar och arten missgynnas när skogen fragmenteras. Kalavverkning av större delar av reviret innebär att det överges (Artdatabanken, 2021).</w:t>
+      </w:r>
+    </w:p>
+    <w:p>
+      <w:r>
+        <w:t>Talltitan är synnerligen trogen sitt revir så länge paret lever och biotopen förblir intakt. Paret stannar i sitt revir året om. En förlust av ett revir har därför en stor inverkan på den lokala populationen och trakthyggesbruket anses vara orsak till den svenska populationens kraftiga minskning. Talltiteparets revirtrohet innebär att närhelst under året man observerar en adult talltita så ingår denna plats i reviret (Siffczyk et al., 2003; Ekman, 1979).</w:t>
+      </w:r>
+    </w:p>
+    <w:p>
+      <w:pPr>
+        <w:pStyle w:val="Heading2"/>
+      </w:pPr>
+      <w:r>
+        <w:t>Referenser – talltita</w:t>
+      </w:r>
+    </w:p>
+    <w:p>
+      <w:r>
+        <w:t xml:space="preserve">Eggers, S., Low, M., 2014. </w:t>
+      </w:r>
+      <w:r>
+        <w:rPr>
+          <w:i/>
+        </w:rPr>
+        <w:t xml:space="preserve">Differential demographic responses of sympatric Parids to vegetation management in boreal forest. </w:t>
+      </w:r>
+      <w:r>
+        <w:t>For. Ecol. Manage. 319, 169–175.</w:t>
+      </w:r>
+    </w:p>
+    <w:p>
+      <w:r>
+        <w:t xml:space="preserve">Ekman, J., 1979. </w:t>
+      </w:r>
+      <w:r>
+        <w:rPr>
+          <w:i/>
+        </w:rPr>
+        <w:t xml:space="preserve">Coherence, composition and territories of winter social groups of the Willow Tit Parus montanus and the Crested Tit P. cristatus. </w:t>
+      </w:r>
+      <w:r>
+        <w:t>Ornis Scandinavica, 10, pp 56–68</w:t>
+      </w:r>
+    </w:p>
+    <w:p>
+      <w:r>
+        <w:t xml:space="preserve">Griesser, M., Nystrand, M., Eggers, S., Ekman, J., 2007. </w:t>
+      </w:r>
+      <w:r>
+        <w:rPr>
+          <w:i/>
+        </w:rPr>
+        <w:t xml:space="preserve">Impact of forestry practices on fitness correlates and population productivity in an open-nesting bird species. </w:t>
+      </w:r>
+      <w:r>
+        <w:t>Conserv. Biol. 21, 767–774. https://doi.org/10.1111/j.1523- 1739.2007.00675.x</w:t>
+      </w:r>
+    </w:p>
+    <w:p>
+      <w:r>
+        <w:t xml:space="preserve">Klein, J., 2020. </w:t>
+      </w:r>
+      <w:r>
+        <w:rPr>
+          <w:i/>
+        </w:rPr>
+        <w:t xml:space="preserve">The forgotten forest – On thinning, retention, and biodiversity in the boreal forest. </w:t>
+      </w:r>
+      <w:r>
+        <w:t>Doctoral Thesis No. 2020:50</w:t>
+      </w:r>
+    </w:p>
+    <w:p>
+      <w:r>
+        <w:t xml:space="preserve">Siffczyk, C., Brotons, L., Kangas, K., Orell, M., 2003. </w:t>
+      </w:r>
+      <w:r>
+        <w:rPr>
+          <w:i/>
+        </w:rPr>
+        <w:t xml:space="preserve">Home range size of willow tits. </w:t>
+      </w:r>
+      <w:r>
+        <w:t>Oecologica, 136, 635–642 (2003)</w:t>
+      </w:r>
+    </w:p>
+    <w:p>
+      <w:r>
+        <w:t xml:space="preserve">SLU Artdatabanken, 2021. </w:t>
+      </w:r>
+      <w:r>
+        <w:rPr>
+          <w:i/>
+        </w:rPr>
+        <w:t xml:space="preserve">Artfaktablad. Naturvård – artfakta. </w:t>
+      </w:r>
+      <w:r>
+        <w:t>SLU Artdatabanken, Uppsala</w:t>
+      </w:r>
+    </w:p>
+    <w:p>
+      <w:pPr>
+        <w:pStyle w:val="Heading1"/>
+      </w:pPr>
+      <w:r>
+        <w:t>Spillkråka – ekologi samt krav på livsmiljön</w:t>
+      </w:r>
+    </w:p>
+    <w:p>
+      <w:r>
+        <w:t xml:space="preserve">Spillkråka (§4) ingår i bilaga 1 EU:s fågeldirektiv och är typisk art för </w:t>
+      </w:r>
+      <w:r>
+        <w:rPr>
+          <w:i/>
+        </w:rPr>
+        <w:t xml:space="preserve">9010 Taiga </w:t>
+      </w:r>
+      <w:r>
+        <w:t>och</w:t>
+      </w:r>
+      <w:r>
+        <w:rPr>
+          <w:i/>
+        </w:rPr>
+        <w:t xml:space="preserve"> 9740 Skogsbevuxen myr</w:t>
+      </w:r>
+      <w:r>
+        <w:t>. Den lever i både barr- och blandskog liksom i ren lövskog. De tätaste populationerna tenderar att finnas i äldre, variationsrik blandskog med gott om död ved och gamla träd. Varje par utnyttjar 400–1000 hektar skog beroende på skogens kvalitet. Skogsbruk med korta omloppstider och täta, homogena ungskogar utgör det största hotet (SLU Artdatabanken, 2026).</w:t>
+      </w:r>
+    </w:p>
+    <w:p>
+      <w:r>
+        <w:t>Spillkråka är en nyckelart i skogliga miljöer vars övergivna bohål utnyttjas av flera andra hålhäckande fågelarter och fladdermöss, däribland pärluggla (EN, §4), knipa (§4), salskrake (§4) och skogsduva (§4). Hökuggla (VU, §4) och slaguggla (§4) häckar ofta i högstubbar som brutits av i höjd med ett gammalt spillkråkebo (Skogsstyrelsen, 2016).</w:t>
+      </w:r>
+    </w:p>
+    <w:p>
+      <w:pPr>
+        <w:pStyle w:val="Heading2"/>
+      </w:pPr>
+      <w:r>
+        <w:t>Referenser – spillkråka</w:t>
+      </w:r>
+    </w:p>
+    <w:p>
+      <w:r>
+        <w:t xml:space="preserve">Skogsstyrelsen, 2016. </w:t>
+      </w:r>
+      <w:r>
+        <w:rPr>
+          <w:i/>
+        </w:rPr>
+        <w:t xml:space="preserve">Vägledning för hänsyn till spillkråka. </w:t>
+      </w:r>
+      <w:r>
+        <w:t>Vägledningar och kunskapsstöd artskydd – Skogsstyrelsen.</w:t>
       </w:r>
     </w:p>
     <w:p>
@@ -1384,7 +1654,7 @@
     <w:r>
       <w:tab/>
       <w:tab/>
-      <w:t>2026-09-16</w:t>
+      <w:t>2026-09-17</w:t>
       <w:br/>
       <w:br/>
     </w:r>

--- a/klagomål/A 32959-2026 FSC-klagomål.docx
+++ b/klagomål/A 32959-2026 FSC-klagomål.docx
@@ -1654,7 +1654,7 @@
     <w:r>
       <w:tab/>
       <w:tab/>
-      <w:t>2026-09-17</w:t>
+      <w:t>2026-09-18</w:t>
       <w:br/>
       <w:br/>
     </w:r>

--- a/klagomål/A 32959-2026 FSC-klagomål.docx
+++ b/klagomål/A 32959-2026 FSC-klagomål.docx
@@ -1654,7 +1654,7 @@
     <w:r>
       <w:tab/>
       <w:tab/>
-      <w:t>2026-09-18</w:t>
+      <w:t>2026-09-19</w:t>
       <w:br/>
       <w:br/>
     </w:r>

--- a/klagomål/A 32959-2026 FSC-klagomål.docx
+++ b/klagomål/A 32959-2026 FSC-klagomål.docx
@@ -1654,7 +1654,7 @@
     <w:r>
       <w:tab/>
       <w:tab/>
-      <w:t>2026-09-19</w:t>
+      <w:t>2026-09-21</w:t>
       <w:br/>
       <w:br/>
     </w:r>

--- a/klagomål/A 32959-2026 FSC-klagomål.docx
+++ b/klagomål/A 32959-2026 FSC-klagomål.docx
@@ -1654,7 +1654,7 @@
     <w:r>
       <w:tab/>
       <w:tab/>
-      <w:t>2026-09-21</w:t>
+      <w:t>2026-09-23</w:t>
       <w:br/>
       <w:br/>
     </w:r>

--- a/klagomål/A 32959-2026 FSC-klagomål.docx
+++ b/klagomål/A 32959-2026 FSC-klagomål.docx
@@ -1654,7 +1654,7 @@
     <w:r>
       <w:tab/>
       <w:tab/>
-      <w:t>2026-09-23</w:t>
+      <w:t>2026-09-24</w:t>
       <w:br/>
       <w:br/>
     </w:r>

--- a/klagomål/A 32959-2026 FSC-klagomål.docx
+++ b/klagomål/A 32959-2026 FSC-klagomål.docx
@@ -1654,7 +1654,7 @@
     <w:r>
       <w:tab/>
       <w:tab/>
-      <w:t>2026-09-24</w:t>
+      <w:t>2026-09-25</w:t>
       <w:br/>
       <w:br/>
     </w:r>

--- a/klagomål/A 32959-2026 FSC-klagomål.docx
+++ b/klagomål/A 32959-2026 FSC-klagomål.docx
@@ -1654,7 +1654,7 @@
     <w:r>
       <w:tab/>
       <w:tab/>
-      <w:t>2026-09-25</w:t>
+      <w:t>2026-09-26</w:t>
       <w:br/>
       <w:br/>
     </w:r>

--- a/klagomål/A 32959-2026 FSC-klagomål.docx
+++ b/klagomål/A 32959-2026 FSC-klagomål.docx
@@ -1654,7 +1654,7 @@
     <w:r>
       <w:tab/>
       <w:tab/>
-      <w:t>2026-09-26</w:t>
+      <w:t>2026-09-27</w:t>
       <w:br/>
       <w:br/>
     </w:r>

--- a/klagomål/A 32959-2026 FSC-klagomål.docx
+++ b/klagomål/A 32959-2026 FSC-klagomål.docx
@@ -1654,7 +1654,7 @@
     <w:r>
       <w:tab/>
       <w:tab/>
-      <w:t>2026-09-27</w:t>
+      <w:t>2026-09-28</w:t>
       <w:br/>
       <w:br/>
     </w:r>

--- a/klagomål/A 32959-2026 FSC-klagomål.docx
+++ b/klagomål/A 32959-2026 FSC-klagomål.docx
@@ -1654,7 +1654,7 @@
     <w:r>
       <w:tab/>
       <w:tab/>
-      <w:t>2026-09-28</w:t>
+      <w:t>2026-09-29</w:t>
       <w:br/>
       <w:br/>
     </w:r>

--- a/klagomål/A 32959-2026 FSC-klagomål.docx
+++ b/klagomål/A 32959-2026 FSC-klagomål.docx
@@ -1654,7 +1654,7 @@
     <w:r>
       <w:tab/>
       <w:tab/>
-      <w:t>2026-09-29</w:t>
+      <w:t>2026-09-30</w:t>
       <w:br/>
       <w:br/>
     </w:r>

--- a/klagomål/A 32959-2026 FSC-klagomål.docx
+++ b/klagomål/A 32959-2026 FSC-klagomål.docx
@@ -1654,7 +1654,7 @@
     <w:r>
       <w:tab/>
       <w:tab/>
-      <w:t>2026-09-30</w:t>
+      <w:t>2026-10-01</w:t>
       <w:br/>
       <w:br/>
     </w:r>

--- a/klagomål/A 32959-2026 FSC-klagomål.docx
+++ b/klagomål/A 32959-2026 FSC-klagomål.docx
@@ -1654,7 +1654,7 @@
     <w:r>
       <w:tab/>
       <w:tab/>
-      <w:t>2026-10-01</w:t>
+      <w:t>2026-10-02</w:t>
       <w:br/>
       <w:br/>
     </w:r>

--- a/klagomål/A 32959-2026 FSC-klagomål.docx
+++ b/klagomål/A 32959-2026 FSC-klagomål.docx
@@ -1654,7 +1654,7 @@
     <w:r>
       <w:tab/>
       <w:tab/>
-      <w:t>2026-10-02</w:t>
+      <w:t>2026-10-03</w:t>
       <w:br/>
       <w:br/>
     </w:r>

--- a/klagomål/A 32959-2026 FSC-klagomål.docx
+++ b/klagomål/A 32959-2026 FSC-klagomål.docx
@@ -1654,7 +1654,7 @@
     <w:r>
       <w:tab/>
       <w:tab/>
-      <w:t>2026-10-03</w:t>
+      <w:t>2026-10-04</w:t>
       <w:br/>
       <w:br/>
     </w:r>

--- a/klagomål/A 32959-2026 FSC-klagomål.docx
+++ b/klagomål/A 32959-2026 FSC-klagomål.docx
@@ -1654,7 +1654,7 @@
     <w:r>
       <w:tab/>
       <w:tab/>
-      <w:t>2026-10-04</w:t>
+      <w:t>2026-10-05</w:t>
       <w:br/>
       <w:br/>
     </w:r>

--- a/klagomål/A 32959-2026 FSC-klagomål.docx
+++ b/klagomål/A 32959-2026 FSC-klagomål.docx
@@ -1654,7 +1654,7 @@
     <w:r>
       <w:tab/>
       <w:tab/>
-      <w:t>2026-10-05</w:t>
+      <w:t>2026-10-06</w:t>
       <w:br/>
       <w:br/>
     </w:r>

--- a/klagomål/A 32959-2026 FSC-klagomål.docx
+++ b/klagomål/A 32959-2026 FSC-klagomål.docx
@@ -1654,7 +1654,7 @@
     <w:r>
       <w:tab/>
       <w:tab/>
-      <w:t>2026-10-06</w:t>
+      <w:t>2026-10-07</w:t>
       <w:br/>
       <w:br/>
     </w:r>

--- a/klagomål/A 32959-2026 FSC-klagomål.docx
+++ b/klagomål/A 32959-2026 FSC-klagomål.docx
@@ -1654,7 +1654,7 @@
     <w:r>
       <w:tab/>
       <w:tab/>
-      <w:t>2026-10-07</w:t>
+      <w:t>2026-10-08</w:t>
       <w:br/>
       <w:br/>
     </w:r>

--- a/klagomål/A 32959-2026 FSC-klagomål.docx
+++ b/klagomål/A 32959-2026 FSC-klagomål.docx
@@ -1654,7 +1654,7 @@
     <w:r>
       <w:tab/>
       <w:tab/>
-      <w:t>2026-10-08</w:t>
+      <w:t>2026-10-09</w:t>
       <w:br/>
       <w:br/>
     </w:r>

--- a/klagomål/A 32959-2026 FSC-klagomål.docx
+++ b/klagomål/A 32959-2026 FSC-klagomål.docx
@@ -1654,7 +1654,7 @@
     <w:r>
       <w:tab/>
       <w:tab/>
-      <w:t>2026-10-09</w:t>
+      <w:t>2026-10-10</w:t>
       <w:br/>
       <w:br/>
     </w:r>

--- a/klagomål/A 32959-2026 FSC-klagomål.docx
+++ b/klagomål/A 32959-2026 FSC-klagomål.docx
@@ -1654,7 +1654,7 @@
     <w:r>
       <w:tab/>
       <w:tab/>
-      <w:t>2026-10-10</w:t>
+      <w:t>2026-10-11</w:t>
       <w:br/>
       <w:br/>
     </w:r>

--- a/klagomål/A 32959-2026 FSC-klagomål.docx
+++ b/klagomål/A 32959-2026 FSC-klagomål.docx
@@ -1654,7 +1654,7 @@
     <w:r>
       <w:tab/>
       <w:tab/>
-      <w:t>2026-10-11</w:t>
+      <w:t>2026-10-12</w:t>
       <w:br/>
       <w:br/>
     </w:r>

--- a/klagomål/A 32959-2026 FSC-klagomål.docx
+++ b/klagomål/A 32959-2026 FSC-klagomål.docx
@@ -1654,7 +1654,7 @@
     <w:r>
       <w:tab/>
       <w:tab/>
-      <w:t>2026-10-12</w:t>
+      <w:t>2026-10-13</w:t>
       <w:br/>
       <w:br/>
     </w:r>

--- a/klagomål/A 32959-2026 FSC-klagomål.docx
+++ b/klagomål/A 32959-2026 FSC-klagomål.docx
@@ -1654,7 +1654,7 @@
     <w:r>
       <w:tab/>
       <w:tab/>
-      <w:t>2026-10-13</w:t>
+      <w:t>2026-10-14</w:t>
       <w:br/>
       <w:br/>
     </w:r>

--- a/klagomål/A 32959-2026 FSC-klagomål.docx
+++ b/klagomål/A 32959-2026 FSC-klagomål.docx
@@ -1654,7 +1654,7 @@
     <w:r>
       <w:tab/>
       <w:tab/>
-      <w:t>2026-10-14</w:t>
+      <w:t>2026-10-15</w:t>
       <w:br/>
       <w:br/>
     </w:r>

--- a/klagomål/A 32959-2026 FSC-klagomål.docx
+++ b/klagomål/A 32959-2026 FSC-klagomål.docx
@@ -1654,7 +1654,7 @@
     <w:r>
       <w:tab/>
       <w:tab/>
-      <w:t>2026-10-15</w:t>
+      <w:t>2026-10-16</w:t>
       <w:br/>
       <w:br/>
     </w:r>

--- a/klagomål/A 32959-2026 FSC-klagomål.docx
+++ b/klagomål/A 32959-2026 FSC-klagomål.docx
@@ -1654,7 +1654,7 @@
     <w:r>
       <w:tab/>
       <w:tab/>
-      <w:t>2026-10-16</w:t>
+      <w:t>2026-10-17</w:t>
       <w:br/>
       <w:br/>
     </w:r>

--- a/klagomål/A 32959-2026 FSC-klagomål.docx
+++ b/klagomål/A 32959-2026 FSC-klagomål.docx
@@ -1654,7 +1654,7 @@
     <w:r>
       <w:tab/>
       <w:tab/>
-      <w:t>2026-10-17</w:t>
+      <w:t>2026-10-18</w:t>
       <w:br/>
       <w:br/>
     </w:r>

--- a/klagomål/A 32959-2026 FSC-klagomål.docx
+++ b/klagomål/A 32959-2026 FSC-klagomål.docx
@@ -1654,7 +1654,7 @@
     <w:r>
       <w:tab/>
       <w:tab/>
-      <w:t>2026-10-18</w:t>
+      <w:t>2026-10-19</w:t>
       <w:br/>
       <w:br/>
     </w:r>

--- a/klagomål/A 32959-2026 FSC-klagomål.docx
+++ b/klagomål/A 32959-2026 FSC-klagomål.docx
@@ -1654,7 +1654,7 @@
     <w:r>
       <w:tab/>
       <w:tab/>
-      <w:t>2026-10-19</w:t>
+      <w:t>2026-10-20</w:t>
       <w:br/>
       <w:br/>
     </w:r>

--- a/klagomål/A 32959-2026 FSC-klagomål.docx
+++ b/klagomål/A 32959-2026 FSC-klagomål.docx
@@ -1654,7 +1654,7 @@
     <w:r>
       <w:tab/>
       <w:tab/>
-      <w:t>2026-10-20</w:t>
+      <w:t>2026-10-21</w:t>
       <w:br/>
       <w:br/>
     </w:r>

--- a/klagomål/A 32959-2026 FSC-klagomål.docx
+++ b/klagomål/A 32959-2026 FSC-klagomål.docx
@@ -1654,7 +1654,7 @@
     <w:r>
       <w:tab/>
       <w:tab/>
-      <w:t>2026-10-21</w:t>
+      <w:t>2026-10-22</w:t>
       <w:br/>
       <w:br/>
     </w:r>

--- a/klagomål/A 32959-2026 FSC-klagomål.docx
+++ b/klagomål/A 32959-2026 FSC-klagomål.docx
@@ -178,7 +178,7 @@
       <w:r>
         <w:drawing>
           <wp:inline xmlns:a="http://schemas.openxmlformats.org/drawingml/2006/main" xmlns:pic="http://schemas.openxmlformats.org/drawingml/2006/picture">
-            <wp:extent cx="5486400" cy="4038443"/>
+            <wp:extent cx="5486400" cy="3929092"/>
             <wp:docPr id="1" name="Picture 1"/>
             <wp:cNvGraphicFramePr>
               <a:graphicFrameLocks noChangeAspect="1"/>
@@ -199,7 +199,7 @@
                   <pic:spPr>
                     <a:xfrm>
                       <a:off x="0" y="0"/>
-                      <a:ext cx="5486400" cy="4038443"/>
+                      <a:ext cx="5486400" cy="3929092"/>
                     </a:xfrm>
                     <a:prstGeom prst="rect"/>
                   </pic:spPr>
@@ -221,7 +221,7 @@
     </w:p>
     <w:p>
       <w:r>
-        <w:t>I avverkningsanmälan finns fynd av 13 naturvårdsarter, varav 8 är rödlistade, 5 är fridlysta, 9 är typiska (T) och 2 är signalarter (S): garnlav (VU, T), knärot (VU, T, §8), fjällig taggsvamp s.str. (NT), flattoppad klubbsvamp (NT), harticka (NT, T), lunglav (NT, T), talltita (NT, §4), ullticka (NT, T), spindelblomster (S, T, §8), stuplav (S, T), kransmossa (T), spillkråka (T, §4) och nattviol (§8). Se Figur 1.</w:t>
+        <w:t>I avverkningsanmälan finns fynd av 15 naturvårdsarter, varav 10 är rödlistade, 5 är fridlysta, 9 är typiska (T) och 2 är signalarter (S): koboltspindling (EN), garnlav (VU, T), knärot (VU, T, §8), fjällig taggsvamp s.str. (NT), flattoppad klubbsvamp (NT), harticka (NT, T), kötticka (NT), lunglav (NT, T), talltita (NT, §4), ullticka (NT, T), spindelblomster (S, T, §8), stuplav (S, T), kransmossa (T), spillkråka (T, §4) och nattviol (§8). Se Figur 1.</w:t>
       </w:r>
     </w:p>
     <w:p>
@@ -245,6 +245,17 @@
     <w:p>
       <w:r>
         <w:t>Nedan följer beskrivningar av de naturvårdsarter och fridlysta arter som har sina livsmiljöer och växtplatser i den avverkningsanmälda skogen. Se även ytterligare artfakta i BILAGA 1. De påträffade naturvårdsarterna är ett tydligt kvitto på att det rör sig om en skog med höga naturvärden.</w:t>
+      </w:r>
+    </w:p>
+    <w:p>
+      <w:r>
+        <w:rPr>
+          <w:b/>
+        </w:rPr>
+        <w:t>Koboltspindling (EN)</w:t>
+      </w:r>
+      <w:r>
+        <w:t xml:space="preserve"> är en starkt hotad art som bildar mykorrhiza med gran i kalkbarrskog. Huvudsakligen knuten till äldre skog på frisk till fuktig mark. Få bekräftade fynd i landet, från Dalarna och Uppland. Den totala populationen i landet bedöms vara liten, ha minskat och förväntas fortsätta minska på grund av slutavverkning av äldre kalkbarrskog. Arten har begränsad förmåga att återetablera sig efter slutavverkning eller andra storskaliga skogsbruksåtgärder, och det finns inga indikationer på att den långsiktigt kan etablera eller reproducera sig i bestånd som brukas med trakthyggesmetoder, markberedning, gödsling eller förädlat plantmaterial (SLU Artdatabanken, 2026).</w:t>
       </w:r>
     </w:p>
     <w:p>
@@ -432,6 +443,26 @@
         <w:rPr>
           <w:b/>
         </w:rPr>
+        <w:t>Kötticka (NT)</w:t>
+      </w:r>
+      <w:r>
+        <w:t xml:space="preserve"> är granens kötticka och har klassificerats som ”gammelskogsindikator”, då den förekommer med ett tydligt optimum i äldre barrskogar, främst fuktiga granskogar. Den har högst signalvärde söder om den naturliga norrlandsgränsen </w:t>
+      </w:r>
+      <w:r>
+        <w:rPr>
+          <w:i/>
+        </w:rPr>
+        <w:t>limes norrlandicus</w:t>
+      </w:r>
+      <w:r>
+        <w:t>, men signalerar vanligtvis höga naturvärden även i Norrland. Arten är knuten till miljöer med konstant luftfuktighet och känslig för uttorkning som en avverkning kan medföra. Den totala populationen bedöms därför ha minskat under de senaste 30 åren och fortsätter att minska i takt med att grankontinuitetsskogar (skogar som inte kalavverkats) minskar i areal, samtidigt som att lämpliga miljöer inte återskapas i samma takt (SLU Artdatabanken, 2024; Nitare &amp; Skogsstyrelsen, 2019).</w:t>
+      </w:r>
+    </w:p>
+    <w:p>
+      <w:r>
+        <w:rPr>
+          <w:b/>
+        </w:rPr>
         <w:t>Lunglav (NT)</w:t>
       </w:r>
       <w:r>
@@ -799,7 +830,7 @@
         <w:rPr>
           <w:i/>
         </w:rPr>
-        <w:t>I det avverkningsanmälda skogsområdet har 13 naturvårdsarter varav 8 rödlistade arter sina livsmiljöer och växtplatser.</w:t>
+        <w:t>I det avverkningsanmälda skogsområdet har 15 naturvårdsarter varav 10 rödlistade arter sina livsmiljöer och växtplatser.</w:t>
       </w:r>
     </w:p>
     <w:p>
@@ -1654,7 +1685,7 @@
     <w:r>
       <w:tab/>
       <w:tab/>
-      <w:t>2026-10-22</w:t>
+      <w:t>2026-10-23</w:t>
       <w:br/>
       <w:br/>
     </w:r>

--- a/klagomål/A 32959-2026 FSC-klagomål.docx
+++ b/klagomål/A 32959-2026 FSC-klagomål.docx
@@ -1685,7 +1685,7 @@
     <w:r>
       <w:tab/>
       <w:tab/>
-      <w:t>2026-10-23</w:t>
+      <w:t>2026-10-24</w:t>
       <w:br/>
       <w:br/>
     </w:r>

--- a/klagomål/A 32959-2026 FSC-klagomål.docx
+++ b/klagomål/A 32959-2026 FSC-klagomål.docx
@@ -1685,7 +1685,7 @@
     <w:r>
       <w:tab/>
       <w:tab/>
-      <w:t>2026-10-24</w:t>
+      <w:t>2026-10-25</w:t>
       <w:br/>
       <w:br/>
     </w:r>

--- a/klagomål/A 32959-2026 FSC-klagomål.docx
+++ b/klagomål/A 32959-2026 FSC-klagomål.docx
@@ -1685,7 +1685,7 @@
     <w:r>
       <w:tab/>
       <w:tab/>
-      <w:t>2026-10-25</w:t>
+      <w:t>2026-10-26</w:t>
       <w:br/>
       <w:br/>
     </w:r>

--- a/klagomål/A 32959-2026 FSC-klagomål.docx
+++ b/klagomål/A 32959-2026 FSC-klagomål.docx
@@ -1685,7 +1685,7 @@
     <w:r>
       <w:tab/>
       <w:tab/>
-      <w:t>2026-10-26</w:t>
+      <w:t>2026-10-27</w:t>
       <w:br/>
       <w:br/>
     </w:r>

--- a/klagomål/A 32959-2026 FSC-klagomål.docx
+++ b/klagomål/A 32959-2026 FSC-klagomål.docx
@@ -1685,7 +1685,7 @@
     <w:r>
       <w:tab/>
       <w:tab/>
-      <w:t>2026-10-27</w:t>
+      <w:t>2026-10-28</w:t>
       <w:br/>
       <w:br/>
     </w:r>

--- a/klagomål/A 32959-2026 FSC-klagomål.docx
+++ b/klagomål/A 32959-2026 FSC-klagomål.docx
@@ -1685,7 +1685,7 @@
     <w:r>
       <w:tab/>
       <w:tab/>
-      <w:t>2026-10-28</w:t>
+      <w:t>2026-10-29</w:t>
       <w:br/>
       <w:br/>
     </w:r>

--- a/klagomål/A 32959-2026 FSC-klagomål.docx
+++ b/klagomål/A 32959-2026 FSC-klagomål.docx
@@ -1685,7 +1685,7 @@
     <w:r>
       <w:tab/>
       <w:tab/>
-      <w:t>2026-10-29</w:t>
+      <w:t>2026-10-31</w:t>
       <w:br/>
       <w:br/>
     </w:r>
